--- a/B1.docx
+++ b/B1.docx
@@ -4,75 +4,75 @@
   <w:body>
     <w:p>
       <w:pPr>
-        <w:pStyle w:val="Heading1"/>
         <w:rPr>
-          <w:color w:val="auto"/>
+          <w:rFonts w:asciiTheme="majorHAnsi" w:eastAsiaTheme="majorEastAsia" w:hAnsiTheme="majorHAnsi" w:cstheme="majorBidi"/>
+          <w:b/>
+          <w:bCs/>
+          <w:sz w:val="26"/>
+          <w:szCs w:val="26"/>
         </w:rPr>
       </w:pPr>
       <w:r>
         <w:rPr>
-          <w:color w:val="auto"/>
+          <w:rFonts w:asciiTheme="majorHAnsi" w:eastAsiaTheme="majorEastAsia" w:hAnsiTheme="majorHAnsi" w:cstheme="majorBidi"/>
+          <w:b/>
+          <w:bCs/>
+          <w:sz w:val="26"/>
+          <w:szCs w:val="26"/>
         </w:rPr>
-        <w:t>PH</w:t>
-      </w:r>
-      <w:r>
-        <w:rPr>
-          <w:color w:val="auto"/>
-        </w:rPr>
-        <w:t>Ầ</w:t>
-      </w:r>
-      <w:r>
-        <w:rPr>
-          <w:color w:val="auto"/>
-        </w:rPr>
-        <w:t>N 1. PHÂN TÍCH 4 QUY T</w:t>
-      </w:r>
-      <w:r>
-        <w:rPr>
-          <w:color w:val="auto"/>
-        </w:rPr>
-        <w:t>Ắ</w:t>
-      </w:r>
-      <w:r>
-        <w:rPr>
-          <w:color w:val="auto"/>
-        </w:rPr>
-        <w:t>C</w:t>
+        <w:t>PHẦN 1. PHÂN TÍCH 4 QUY TẮC</w:t>
       </w:r>
     </w:p>
     <w:tbl>
       <w:tblPr>
-        <w:tblStyle w:val="TableGrid"/>
-        <w:tblW w:w="0" w:type="auto"/>
-        <w:jc w:val="center"/>
-        <w:tblLayout w:type="fixed"/>
+        <w:tblW w:w="0" w:type="dxa"/>
+        <w:tblBorders>
+          <w:top w:val="single" w:sz="2" w:space="0" w:color="auto"/>
+          <w:left w:val="single" w:sz="2" w:space="0" w:color="auto"/>
+          <w:bottom w:val="single" w:sz="2" w:space="0" w:color="auto"/>
+          <w:right w:val="single" w:sz="2" w:space="0" w:color="auto"/>
+        </w:tblBorders>
+        <w:shd w:val="clear" w:color="auto" w:fill="FFFFFF"/>
         <w:tblLook w:val="04A0" w:firstRow="1" w:lastRow="0" w:firstColumn="1" w:lastColumn="0" w:noHBand="0" w:noVBand="1"/>
       </w:tblPr>
       <w:tblGrid>
         <w:gridCol w:w="792"/>
-        <w:gridCol w:w="936"/>
+        <w:gridCol w:w="1212"/>
         <w:gridCol w:w="2088"/>
         <w:gridCol w:w="1656"/>
         <w:gridCol w:w="4536"/>
       </w:tblGrid>
       <w:tr>
-        <w:trPr>
-          <w:jc w:val="center"/>
-        </w:trPr>
         <w:tc>
           <w:tcPr>
             <w:tcW w:w="792" w:type="dxa"/>
+            <w:tcBorders>
+              <w:top w:val="single" w:sz="4" w:space="0" w:color="000000"/>
+              <w:left w:val="single" w:sz="4" w:space="0" w:color="000000"/>
+              <w:bottom w:val="single" w:sz="4" w:space="0" w:color="000000"/>
+              <w:right w:val="single" w:sz="4" w:space="0" w:color="000000"/>
+            </w:tcBorders>
             <w:shd w:val="clear" w:color="auto" w:fill="auto"/>
             <w:vAlign w:val="center"/>
+            <w:hideMark/>
           </w:tcPr>
           <w:p>
             <w:pPr>
-              <w:jc w:val="center"/>
+              <w:rPr>
+                <w:rFonts w:asciiTheme="majorHAnsi" w:eastAsiaTheme="majorEastAsia" w:hAnsiTheme="majorHAnsi" w:cstheme="majorBidi"/>
+                <w:b/>
+                <w:bCs/>
+                <w:sz w:val="26"/>
+                <w:szCs w:val="26"/>
+              </w:rPr>
             </w:pPr>
             <w:r>
               <w:rPr>
+                <w:rFonts w:asciiTheme="majorHAnsi" w:eastAsiaTheme="majorEastAsia" w:hAnsiTheme="majorHAnsi" w:cstheme="majorBidi"/>
                 <w:b/>
-                <w:sz w:val="18"/>
+                <w:bCs/>
+                <w:sz w:val="26"/>
+                <w:szCs w:val="26"/>
               </w:rPr>
               <w:t>Quy tắc</w:t>
             </w:r>
@@ -81,17 +81,33 @@
         <w:tc>
           <w:tcPr>
             <w:tcW w:w="936" w:type="dxa"/>
+            <w:tcBorders>
+              <w:top w:val="single" w:sz="4" w:space="0" w:color="000000"/>
+              <w:left w:val="single" w:sz="4" w:space="0" w:color="000000"/>
+              <w:bottom w:val="single" w:sz="4" w:space="0" w:color="000000"/>
+              <w:right w:val="single" w:sz="4" w:space="0" w:color="000000"/>
+            </w:tcBorders>
             <w:shd w:val="clear" w:color="auto" w:fill="auto"/>
             <w:vAlign w:val="center"/>
+            <w:hideMark/>
           </w:tcPr>
           <w:p>
             <w:pPr>
-              <w:jc w:val="center"/>
+              <w:rPr>
+                <w:rFonts w:asciiTheme="majorHAnsi" w:eastAsiaTheme="majorEastAsia" w:hAnsiTheme="majorHAnsi" w:cstheme="majorBidi"/>
+                <w:b/>
+                <w:bCs/>
+                <w:sz w:val="26"/>
+                <w:szCs w:val="26"/>
+              </w:rPr>
             </w:pPr>
             <w:r>
               <w:rPr>
+                <w:rFonts w:asciiTheme="majorHAnsi" w:eastAsiaTheme="majorEastAsia" w:hAnsiTheme="majorHAnsi" w:cstheme="majorBidi"/>
                 <w:b/>
-                <w:sz w:val="18"/>
+                <w:bCs/>
+                <w:sz w:val="26"/>
+                <w:szCs w:val="26"/>
               </w:rPr>
               <w:t>Đúng/Sai</w:t>
             </w:r>
@@ -100,17 +116,33 @@
         <w:tc>
           <w:tcPr>
             <w:tcW w:w="2088" w:type="dxa"/>
+            <w:tcBorders>
+              <w:top w:val="single" w:sz="4" w:space="0" w:color="000000"/>
+              <w:left w:val="single" w:sz="4" w:space="0" w:color="000000"/>
+              <w:bottom w:val="single" w:sz="4" w:space="0" w:color="000000"/>
+              <w:right w:val="single" w:sz="4" w:space="0" w:color="000000"/>
+            </w:tcBorders>
             <w:shd w:val="clear" w:color="auto" w:fill="auto"/>
             <w:vAlign w:val="center"/>
+            <w:hideMark/>
           </w:tcPr>
           <w:p>
             <w:pPr>
-              <w:jc w:val="center"/>
+              <w:rPr>
+                <w:rFonts w:asciiTheme="majorHAnsi" w:eastAsiaTheme="majorEastAsia" w:hAnsiTheme="majorHAnsi" w:cstheme="majorBidi"/>
+                <w:b/>
+                <w:bCs/>
+                <w:sz w:val="26"/>
+                <w:szCs w:val="26"/>
+              </w:rPr>
             </w:pPr>
             <w:r>
               <w:rPr>
+                <w:rFonts w:asciiTheme="majorHAnsi" w:eastAsiaTheme="majorEastAsia" w:hAnsiTheme="majorHAnsi" w:cstheme="majorBidi"/>
                 <w:b/>
-                <w:sz w:val="18"/>
+                <w:bCs/>
+                <w:sz w:val="26"/>
+                <w:szCs w:val="26"/>
               </w:rPr>
               <w:t>Vi phạm sự kiện/Artifact nào</w:t>
             </w:r>
@@ -119,17 +151,33 @@
         <w:tc>
           <w:tcPr>
             <w:tcW w:w="1656" w:type="dxa"/>
+            <w:tcBorders>
+              <w:top w:val="single" w:sz="4" w:space="0" w:color="000000"/>
+              <w:left w:val="single" w:sz="4" w:space="0" w:color="000000"/>
+              <w:bottom w:val="single" w:sz="4" w:space="0" w:color="000000"/>
+              <w:right w:val="single" w:sz="4" w:space="0" w:color="000000"/>
+            </w:tcBorders>
             <w:shd w:val="clear" w:color="auto" w:fill="auto"/>
             <w:vAlign w:val="center"/>
+            <w:hideMark/>
           </w:tcPr>
           <w:p>
             <w:pPr>
-              <w:jc w:val="center"/>
+              <w:rPr>
+                <w:rFonts w:asciiTheme="majorHAnsi" w:eastAsiaTheme="majorEastAsia" w:hAnsiTheme="majorHAnsi" w:cstheme="majorBidi"/>
+                <w:b/>
+                <w:bCs/>
+                <w:sz w:val="26"/>
+                <w:szCs w:val="26"/>
+              </w:rPr>
             </w:pPr>
             <w:r>
               <w:rPr>
+                <w:rFonts w:asciiTheme="majorHAnsi" w:eastAsiaTheme="majorEastAsia" w:hAnsiTheme="majorHAnsi" w:cstheme="majorBidi"/>
                 <w:b/>
-                <w:sz w:val="18"/>
+                <w:bCs/>
+                <w:sz w:val="26"/>
+                <w:szCs w:val="26"/>
               </w:rPr>
               <w:t>Trụ cột bị ảnh hưởng</w:t>
             </w:r>
@@ -138,17 +186,33 @@
         <w:tc>
           <w:tcPr>
             <w:tcW w:w="4536" w:type="dxa"/>
+            <w:tcBorders>
+              <w:top w:val="single" w:sz="4" w:space="0" w:color="000000"/>
+              <w:left w:val="single" w:sz="4" w:space="0" w:color="000000"/>
+              <w:bottom w:val="single" w:sz="4" w:space="0" w:color="000000"/>
+              <w:right w:val="single" w:sz="4" w:space="0" w:color="000000"/>
+            </w:tcBorders>
             <w:shd w:val="clear" w:color="auto" w:fill="auto"/>
             <w:vAlign w:val="center"/>
+            <w:hideMark/>
           </w:tcPr>
           <w:p>
             <w:pPr>
-              <w:jc w:val="center"/>
+              <w:rPr>
+                <w:rFonts w:asciiTheme="majorHAnsi" w:eastAsiaTheme="majorEastAsia" w:hAnsiTheme="majorHAnsi" w:cstheme="majorBidi"/>
+                <w:b/>
+                <w:bCs/>
+                <w:sz w:val="26"/>
+                <w:szCs w:val="26"/>
+              </w:rPr>
             </w:pPr>
             <w:r>
               <w:rPr>
+                <w:rFonts w:asciiTheme="majorHAnsi" w:eastAsiaTheme="majorEastAsia" w:hAnsiTheme="majorHAnsi" w:cstheme="majorBidi"/>
                 <w:b/>
-                <w:sz w:val="18"/>
+                <w:bCs/>
+                <w:sz w:val="26"/>
+                <w:szCs w:val="26"/>
               </w:rPr>
               <w:t>Hậu quả thực tế / Lý do đúng</w:t>
             </w:r>
@@ -156,23 +220,36 @@
         </w:tc>
       </w:tr>
       <w:tr>
-        <w:trPr>
-          <w:jc w:val="center"/>
-        </w:trPr>
         <w:tc>
           <w:tcPr>
             <w:tcW w:w="792" w:type="dxa"/>
+            <w:tcBorders>
+              <w:top w:val="single" w:sz="4" w:space="0" w:color="000000"/>
+              <w:left w:val="single" w:sz="4" w:space="0" w:color="000000"/>
+              <w:bottom w:val="single" w:sz="4" w:space="0" w:color="000000"/>
+              <w:right w:val="single" w:sz="4" w:space="0" w:color="000000"/>
+            </w:tcBorders>
+            <w:shd w:val="clear" w:color="auto" w:fill="FFFFFF"/>
             <w:vAlign w:val="center"/>
+            <w:hideMark/>
           </w:tcPr>
           <w:p>
             <w:pPr>
-              <w:spacing w:before="40" w:after="40"/>
-              <w:jc w:val="center"/>
+              <w:rPr>
+                <w:rFonts w:asciiTheme="majorHAnsi" w:eastAsiaTheme="majorEastAsia" w:hAnsiTheme="majorHAnsi" w:cstheme="majorBidi"/>
+                <w:b/>
+                <w:bCs/>
+                <w:sz w:val="26"/>
+                <w:szCs w:val="26"/>
+              </w:rPr>
             </w:pPr>
             <w:r>
               <w:rPr>
+                <w:rFonts w:asciiTheme="majorHAnsi" w:eastAsiaTheme="majorEastAsia" w:hAnsiTheme="majorHAnsi" w:cstheme="majorBidi"/>
                 <w:b/>
-                <w:sz w:val="18"/>
+                <w:bCs/>
+                <w:sz w:val="26"/>
+                <w:szCs w:val="26"/>
               </w:rPr>
               <w:t>QT1</w:t>
             </w:r>
@@ -181,17 +258,33 @@
         <w:tc>
           <w:tcPr>
             <w:tcW w:w="936" w:type="dxa"/>
+            <w:tcBorders>
+              <w:top w:val="single" w:sz="4" w:space="0" w:color="000000"/>
+              <w:left w:val="single" w:sz="4" w:space="0" w:color="000000"/>
+              <w:bottom w:val="single" w:sz="4" w:space="0" w:color="000000"/>
+              <w:right w:val="single" w:sz="4" w:space="0" w:color="000000"/>
+            </w:tcBorders>
+            <w:shd w:val="clear" w:color="auto" w:fill="FFFFFF"/>
             <w:vAlign w:val="center"/>
+            <w:hideMark/>
           </w:tcPr>
           <w:p>
             <w:pPr>
-              <w:spacing w:before="40" w:after="40"/>
-              <w:jc w:val="center"/>
+              <w:rPr>
+                <w:rFonts w:asciiTheme="majorHAnsi" w:eastAsiaTheme="majorEastAsia" w:hAnsiTheme="majorHAnsi" w:cstheme="majorBidi"/>
+                <w:b/>
+                <w:bCs/>
+                <w:sz w:val="26"/>
+                <w:szCs w:val="26"/>
+              </w:rPr>
             </w:pPr>
             <w:r>
               <w:rPr>
+                <w:rFonts w:asciiTheme="majorHAnsi" w:eastAsiaTheme="majorEastAsia" w:hAnsiTheme="majorHAnsi" w:cstheme="majorBidi"/>
                 <w:b/>
-                <w:sz w:val="18"/>
+                <w:bCs/>
+                <w:sz w:val="26"/>
+                <w:szCs w:val="26"/>
               </w:rPr>
               <w:t>Sai</w:t>
             </w:r>
@@ -200,15 +293,33 @@
         <w:tc>
           <w:tcPr>
             <w:tcW w:w="2088" w:type="dxa"/>
+            <w:tcBorders>
+              <w:top w:val="single" w:sz="4" w:space="0" w:color="000000"/>
+              <w:left w:val="single" w:sz="4" w:space="0" w:color="000000"/>
+              <w:bottom w:val="single" w:sz="4" w:space="0" w:color="000000"/>
+              <w:right w:val="single" w:sz="4" w:space="0" w:color="000000"/>
+            </w:tcBorders>
+            <w:shd w:val="clear" w:color="auto" w:fill="FFFFFF"/>
             <w:vAlign w:val="center"/>
+            <w:hideMark/>
           </w:tcPr>
           <w:p>
             <w:pPr>
-              <w:spacing w:before="40" w:after="40"/>
+              <w:rPr>
+                <w:rFonts w:asciiTheme="majorHAnsi" w:eastAsiaTheme="majorEastAsia" w:hAnsiTheme="majorHAnsi" w:cstheme="majorBidi"/>
+                <w:b/>
+                <w:bCs/>
+                <w:sz w:val="26"/>
+                <w:szCs w:val="26"/>
+              </w:rPr>
             </w:pPr>
             <w:r>
               <w:rPr>
-                <w:sz w:val="18"/>
+                <w:rFonts w:asciiTheme="majorHAnsi" w:eastAsiaTheme="majorEastAsia" w:hAnsiTheme="majorHAnsi" w:cstheme="majorBidi"/>
+                <w:b/>
+                <w:bCs/>
+                <w:sz w:val="26"/>
+                <w:szCs w:val="26"/>
               </w:rPr>
               <w:t>Sprint</w:t>
             </w:r>
@@ -217,15 +328,33 @@
         <w:tc>
           <w:tcPr>
             <w:tcW w:w="1656" w:type="dxa"/>
+            <w:tcBorders>
+              <w:top w:val="single" w:sz="4" w:space="0" w:color="000000"/>
+              <w:left w:val="single" w:sz="4" w:space="0" w:color="000000"/>
+              <w:bottom w:val="single" w:sz="4" w:space="0" w:color="000000"/>
+              <w:right w:val="single" w:sz="4" w:space="0" w:color="000000"/>
+            </w:tcBorders>
+            <w:shd w:val="clear" w:color="auto" w:fill="FFFFFF"/>
             <w:vAlign w:val="center"/>
+            <w:hideMark/>
           </w:tcPr>
           <w:p>
             <w:pPr>
-              <w:spacing w:before="40" w:after="40"/>
+              <w:rPr>
+                <w:rFonts w:asciiTheme="majorHAnsi" w:eastAsiaTheme="majorEastAsia" w:hAnsiTheme="majorHAnsi" w:cstheme="majorBidi"/>
+                <w:b/>
+                <w:bCs/>
+                <w:sz w:val="26"/>
+                <w:szCs w:val="26"/>
+              </w:rPr>
             </w:pPr>
             <w:r>
               <w:rPr>
-                <w:sz w:val="18"/>
+                <w:rFonts w:asciiTheme="majorHAnsi" w:eastAsiaTheme="majorEastAsia" w:hAnsiTheme="majorHAnsi" w:cstheme="majorBidi"/>
+                <w:b/>
+                <w:bCs/>
+                <w:sz w:val="26"/>
+                <w:szCs w:val="26"/>
               </w:rPr>
               <w:t>Minh bạch, Thanh tra, Thích nghi</w:t>
             </w:r>
@@ -234,45 +363,70 @@
         <w:tc>
           <w:tcPr>
             <w:tcW w:w="4536" w:type="dxa"/>
+            <w:tcBorders>
+              <w:top w:val="single" w:sz="4" w:space="0" w:color="000000"/>
+              <w:left w:val="single" w:sz="4" w:space="0" w:color="000000"/>
+              <w:bottom w:val="single" w:sz="4" w:space="0" w:color="000000"/>
+              <w:right w:val="single" w:sz="4" w:space="0" w:color="000000"/>
+            </w:tcBorders>
+            <w:shd w:val="clear" w:color="auto" w:fill="FFFFFF"/>
             <w:vAlign w:val="center"/>
+            <w:hideMark/>
           </w:tcPr>
           <w:p>
             <w:pPr>
-              <w:spacing w:before="40" w:after="40"/>
+              <w:rPr>
+                <w:rFonts w:asciiTheme="majorHAnsi" w:eastAsiaTheme="majorEastAsia" w:hAnsiTheme="majorHAnsi" w:cstheme="majorBidi"/>
+                <w:b/>
+                <w:bCs/>
+                <w:sz w:val="26"/>
+                <w:szCs w:val="26"/>
+              </w:rPr>
             </w:pPr>
             <w:r>
               <w:rPr>
-                <w:sz w:val="18"/>
+                <w:rFonts w:asciiTheme="majorHAnsi" w:eastAsiaTheme="majorEastAsia" w:hAnsiTheme="majorHAnsi" w:cstheme="majorBidi"/>
+                <w:b/>
+                <w:bCs/>
+                <w:sz w:val="26"/>
+                <w:szCs w:val="26"/>
               </w:rPr>
-              <w:t xml:space="preserve">Lịch Sprint thay đổi liên tục </w:t>
-            </w:r>
-            <w:r>
-              <w:rPr>
-                <w:sz w:val="18"/>
-              </w:rPr>
-              <w:t>khiến người dùng khó biết khi nào có bản mới và làm giảm khả năng dự đoán.</w:t>
+              <w:t>Lịch Sprint thay đổi liên tục khiến người dùng khó biết khi nào có bản mới và làm giảm khả năng dự đoán.</w:t>
             </w:r>
           </w:p>
         </w:tc>
       </w:tr>
       <w:tr>
-        <w:trPr>
-          <w:jc w:val="center"/>
-        </w:trPr>
         <w:tc>
           <w:tcPr>
             <w:tcW w:w="792" w:type="dxa"/>
+            <w:tcBorders>
+              <w:top w:val="single" w:sz="4" w:space="0" w:color="000000"/>
+              <w:left w:val="single" w:sz="4" w:space="0" w:color="000000"/>
+              <w:bottom w:val="single" w:sz="4" w:space="0" w:color="000000"/>
+              <w:right w:val="single" w:sz="4" w:space="0" w:color="000000"/>
+            </w:tcBorders>
+            <w:shd w:val="clear" w:color="auto" w:fill="FFFFFF"/>
             <w:vAlign w:val="center"/>
+            <w:hideMark/>
           </w:tcPr>
           <w:p>
             <w:pPr>
-              <w:spacing w:before="40" w:after="40"/>
-              <w:jc w:val="center"/>
+              <w:rPr>
+                <w:rFonts w:asciiTheme="majorHAnsi" w:eastAsiaTheme="majorEastAsia" w:hAnsiTheme="majorHAnsi" w:cstheme="majorBidi"/>
+                <w:b/>
+                <w:bCs/>
+                <w:sz w:val="26"/>
+                <w:szCs w:val="26"/>
+              </w:rPr>
             </w:pPr>
             <w:r>
               <w:rPr>
+                <w:rFonts w:asciiTheme="majorHAnsi" w:eastAsiaTheme="majorEastAsia" w:hAnsiTheme="majorHAnsi" w:cstheme="majorBidi"/>
                 <w:b/>
-                <w:sz w:val="18"/>
+                <w:bCs/>
+                <w:sz w:val="26"/>
+                <w:szCs w:val="26"/>
               </w:rPr>
               <w:t>QT2</w:t>
             </w:r>
@@ -281,17 +435,33 @@
         <w:tc>
           <w:tcPr>
             <w:tcW w:w="936" w:type="dxa"/>
+            <w:tcBorders>
+              <w:top w:val="single" w:sz="4" w:space="0" w:color="000000"/>
+              <w:left w:val="single" w:sz="4" w:space="0" w:color="000000"/>
+              <w:bottom w:val="single" w:sz="4" w:space="0" w:color="000000"/>
+              <w:right w:val="single" w:sz="4" w:space="0" w:color="000000"/>
+            </w:tcBorders>
+            <w:shd w:val="clear" w:color="auto" w:fill="FFFFFF"/>
             <w:vAlign w:val="center"/>
+            <w:hideMark/>
           </w:tcPr>
           <w:p>
             <w:pPr>
-              <w:spacing w:before="40" w:after="40"/>
-              <w:jc w:val="center"/>
+              <w:rPr>
+                <w:rFonts w:asciiTheme="majorHAnsi" w:eastAsiaTheme="majorEastAsia" w:hAnsiTheme="majorHAnsi" w:cstheme="majorBidi"/>
+                <w:b/>
+                <w:bCs/>
+                <w:sz w:val="26"/>
+                <w:szCs w:val="26"/>
+              </w:rPr>
             </w:pPr>
             <w:r>
               <w:rPr>
+                <w:rFonts w:asciiTheme="majorHAnsi" w:eastAsiaTheme="majorEastAsia" w:hAnsiTheme="majorHAnsi" w:cstheme="majorBidi"/>
                 <w:b/>
-                <w:sz w:val="18"/>
+                <w:bCs/>
+                <w:sz w:val="26"/>
+                <w:szCs w:val="26"/>
               </w:rPr>
               <w:t>Sai</w:t>
             </w:r>
@@ -300,15 +470,33 @@
         <w:tc>
           <w:tcPr>
             <w:tcW w:w="2088" w:type="dxa"/>
+            <w:tcBorders>
+              <w:top w:val="single" w:sz="4" w:space="0" w:color="000000"/>
+              <w:left w:val="single" w:sz="4" w:space="0" w:color="000000"/>
+              <w:bottom w:val="single" w:sz="4" w:space="0" w:color="000000"/>
+              <w:right w:val="single" w:sz="4" w:space="0" w:color="000000"/>
+            </w:tcBorders>
+            <w:shd w:val="clear" w:color="auto" w:fill="FFFFFF"/>
             <w:vAlign w:val="center"/>
+            <w:hideMark/>
           </w:tcPr>
           <w:p>
             <w:pPr>
-              <w:spacing w:before="40" w:after="40"/>
+              <w:rPr>
+                <w:rFonts w:asciiTheme="majorHAnsi" w:eastAsiaTheme="majorEastAsia" w:hAnsiTheme="majorHAnsi" w:cstheme="majorBidi"/>
+                <w:b/>
+                <w:bCs/>
+                <w:sz w:val="26"/>
+                <w:szCs w:val="26"/>
+              </w:rPr>
             </w:pPr>
             <w:r>
               <w:rPr>
-                <w:sz w:val="18"/>
+                <w:rFonts w:asciiTheme="majorHAnsi" w:eastAsiaTheme="majorEastAsia" w:hAnsiTheme="majorHAnsi" w:cstheme="majorBidi"/>
+                <w:b/>
+                <w:bCs/>
+                <w:sz w:val="26"/>
+                <w:szCs w:val="26"/>
               </w:rPr>
               <w:t>Sprint Review, Increment, Definition of Done</w:t>
             </w:r>
@@ -317,15 +505,33 @@
         <w:tc>
           <w:tcPr>
             <w:tcW w:w="1656" w:type="dxa"/>
+            <w:tcBorders>
+              <w:top w:val="single" w:sz="4" w:space="0" w:color="000000"/>
+              <w:left w:val="single" w:sz="4" w:space="0" w:color="000000"/>
+              <w:bottom w:val="single" w:sz="4" w:space="0" w:color="000000"/>
+              <w:right w:val="single" w:sz="4" w:space="0" w:color="000000"/>
+            </w:tcBorders>
+            <w:shd w:val="clear" w:color="auto" w:fill="FFFFFF"/>
             <w:vAlign w:val="center"/>
+            <w:hideMark/>
           </w:tcPr>
           <w:p>
             <w:pPr>
-              <w:spacing w:before="40" w:after="40"/>
+              <w:rPr>
+                <w:rFonts w:asciiTheme="majorHAnsi" w:eastAsiaTheme="majorEastAsia" w:hAnsiTheme="majorHAnsi" w:cstheme="majorBidi"/>
+                <w:b/>
+                <w:bCs/>
+                <w:sz w:val="26"/>
+                <w:szCs w:val="26"/>
+              </w:rPr>
             </w:pPr>
             <w:r>
               <w:rPr>
-                <w:sz w:val="18"/>
+                <w:rFonts w:asciiTheme="majorHAnsi" w:eastAsiaTheme="majorEastAsia" w:hAnsiTheme="majorHAnsi" w:cstheme="majorBidi"/>
+                <w:b/>
+                <w:bCs/>
+                <w:sz w:val="26"/>
+                <w:szCs w:val="26"/>
               </w:rPr>
               <w:t>Minh bạch, Thanh tra</w:t>
             </w:r>
@@ -334,45 +540,70 @@
         <w:tc>
           <w:tcPr>
             <w:tcW w:w="4536" w:type="dxa"/>
+            <w:tcBorders>
+              <w:top w:val="single" w:sz="4" w:space="0" w:color="000000"/>
+              <w:left w:val="single" w:sz="4" w:space="0" w:color="000000"/>
+              <w:bottom w:val="single" w:sz="4" w:space="0" w:color="000000"/>
+              <w:right w:val="single" w:sz="4" w:space="0" w:color="000000"/>
+            </w:tcBorders>
+            <w:shd w:val="clear" w:color="auto" w:fill="FFFFFF"/>
             <w:vAlign w:val="center"/>
+            <w:hideMark/>
           </w:tcPr>
           <w:p>
             <w:pPr>
-              <w:spacing w:before="40" w:after="40"/>
+              <w:rPr>
+                <w:rFonts w:asciiTheme="majorHAnsi" w:eastAsiaTheme="majorEastAsia" w:hAnsiTheme="majorHAnsi" w:cstheme="majorBidi"/>
+                <w:b/>
+                <w:bCs/>
+                <w:sz w:val="26"/>
+                <w:szCs w:val="26"/>
+              </w:rPr>
             </w:pPr>
             <w:r>
               <w:rPr>
-                <w:sz w:val="18"/>
+                <w:rFonts w:asciiTheme="majorHAnsi" w:eastAsiaTheme="majorEastAsia" w:hAnsiTheme="majorHAnsi" w:cstheme="majorBidi"/>
+                <w:b/>
+                <w:bCs/>
+                <w:sz w:val="26"/>
+                <w:szCs w:val="26"/>
               </w:rPr>
-              <w:t xml:space="preserve">Trình diễn tính năng chưa kiểm thử khiến người dùng gặp lỗi và không phản ánh đúng trạng thái hoàn </w:t>
-            </w:r>
-            <w:r>
-              <w:rPr>
-                <w:sz w:val="18"/>
-              </w:rPr>
-              <w:t>thành của sản phẩm.</w:t>
+              <w:t>Trình diễn tính năng chưa kiểm thử khiến người dùng gặp lỗi và không phản ánh đúng trạng thái hoàn thành của sản phẩm.</w:t>
             </w:r>
           </w:p>
         </w:tc>
       </w:tr>
       <w:tr>
-        <w:trPr>
-          <w:jc w:val="center"/>
-        </w:trPr>
         <w:tc>
           <w:tcPr>
             <w:tcW w:w="792" w:type="dxa"/>
+            <w:tcBorders>
+              <w:top w:val="single" w:sz="4" w:space="0" w:color="000000"/>
+              <w:left w:val="single" w:sz="4" w:space="0" w:color="000000"/>
+              <w:bottom w:val="single" w:sz="4" w:space="0" w:color="000000"/>
+              <w:right w:val="single" w:sz="4" w:space="0" w:color="000000"/>
+            </w:tcBorders>
+            <w:shd w:val="clear" w:color="auto" w:fill="FFFFFF"/>
             <w:vAlign w:val="center"/>
+            <w:hideMark/>
           </w:tcPr>
           <w:p>
             <w:pPr>
-              <w:spacing w:before="40" w:after="40"/>
-              <w:jc w:val="center"/>
+              <w:rPr>
+                <w:rFonts w:asciiTheme="majorHAnsi" w:eastAsiaTheme="majorEastAsia" w:hAnsiTheme="majorHAnsi" w:cstheme="majorBidi"/>
+                <w:b/>
+                <w:bCs/>
+                <w:sz w:val="26"/>
+                <w:szCs w:val="26"/>
+              </w:rPr>
             </w:pPr>
             <w:r>
               <w:rPr>
+                <w:rFonts w:asciiTheme="majorHAnsi" w:eastAsiaTheme="majorEastAsia" w:hAnsiTheme="majorHAnsi" w:cstheme="majorBidi"/>
                 <w:b/>
-                <w:sz w:val="18"/>
+                <w:bCs/>
+                <w:sz w:val="26"/>
+                <w:szCs w:val="26"/>
               </w:rPr>
               <w:t>QT3</w:t>
             </w:r>
@@ -381,17 +612,33 @@
         <w:tc>
           <w:tcPr>
             <w:tcW w:w="936" w:type="dxa"/>
+            <w:tcBorders>
+              <w:top w:val="single" w:sz="4" w:space="0" w:color="000000"/>
+              <w:left w:val="single" w:sz="4" w:space="0" w:color="000000"/>
+              <w:bottom w:val="single" w:sz="4" w:space="0" w:color="000000"/>
+              <w:right w:val="single" w:sz="4" w:space="0" w:color="000000"/>
+            </w:tcBorders>
+            <w:shd w:val="clear" w:color="auto" w:fill="FFFFFF"/>
             <w:vAlign w:val="center"/>
+            <w:hideMark/>
           </w:tcPr>
           <w:p>
             <w:pPr>
-              <w:spacing w:before="40" w:after="40"/>
-              <w:jc w:val="center"/>
+              <w:rPr>
+                <w:rFonts w:asciiTheme="majorHAnsi" w:eastAsiaTheme="majorEastAsia" w:hAnsiTheme="majorHAnsi" w:cstheme="majorBidi"/>
+                <w:b/>
+                <w:bCs/>
+                <w:sz w:val="26"/>
+                <w:szCs w:val="26"/>
+              </w:rPr>
             </w:pPr>
             <w:r>
               <w:rPr>
+                <w:rFonts w:asciiTheme="majorHAnsi" w:eastAsiaTheme="majorEastAsia" w:hAnsiTheme="majorHAnsi" w:cstheme="majorBidi"/>
                 <w:b/>
-                <w:sz w:val="18"/>
+                <w:bCs/>
+                <w:sz w:val="26"/>
+                <w:szCs w:val="26"/>
               </w:rPr>
               <w:t>Đúng</w:t>
             </w:r>
@@ -400,49 +647,83 @@
         <w:tc>
           <w:tcPr>
             <w:tcW w:w="2088" w:type="dxa"/>
+            <w:tcBorders>
+              <w:top w:val="single" w:sz="4" w:space="0" w:color="000000"/>
+              <w:left w:val="single" w:sz="4" w:space="0" w:color="000000"/>
+              <w:bottom w:val="single" w:sz="4" w:space="0" w:color="000000"/>
+              <w:right w:val="single" w:sz="4" w:space="0" w:color="000000"/>
+            </w:tcBorders>
+            <w:shd w:val="clear" w:color="auto" w:fill="FFFFFF"/>
             <w:vAlign w:val="center"/>
+            <w:hideMark/>
           </w:tcPr>
           <w:p>
             <w:pPr>
-              <w:spacing w:before="40" w:after="40"/>
+              <w:rPr>
+                <w:rFonts w:asciiTheme="majorHAnsi" w:eastAsiaTheme="majorEastAsia" w:hAnsiTheme="majorHAnsi" w:cstheme="majorBidi"/>
+                <w:b/>
+                <w:bCs/>
+                <w:sz w:val="26"/>
+                <w:szCs w:val="26"/>
+              </w:rPr>
             </w:pPr>
-            <w:r>
-              <w:rPr>
-                <w:sz w:val="18"/>
-              </w:rPr>
-              <w:t>—</w:t>
-            </w:r>
           </w:p>
         </w:tc>
         <w:tc>
           <w:tcPr>
             <w:tcW w:w="1656" w:type="dxa"/>
+            <w:tcBorders>
+              <w:top w:val="single" w:sz="4" w:space="0" w:color="000000"/>
+              <w:left w:val="single" w:sz="4" w:space="0" w:color="000000"/>
+              <w:bottom w:val="single" w:sz="4" w:space="0" w:color="000000"/>
+              <w:right w:val="single" w:sz="4" w:space="0" w:color="000000"/>
+            </w:tcBorders>
+            <w:shd w:val="clear" w:color="auto" w:fill="FFFFFF"/>
             <w:vAlign w:val="center"/>
+            <w:hideMark/>
           </w:tcPr>
           <w:p>
             <w:pPr>
-              <w:spacing w:before="40" w:after="40"/>
+              <w:rPr>
+                <w:rFonts w:asciiTheme="majorHAnsi" w:eastAsiaTheme="majorEastAsia" w:hAnsiTheme="majorHAnsi" w:cstheme="majorBidi"/>
+                <w:b/>
+                <w:bCs/>
+                <w:sz w:val="26"/>
+                <w:szCs w:val="26"/>
+              </w:rPr>
             </w:pPr>
-            <w:r>
-              <w:rPr>
-                <w:sz w:val="18"/>
-              </w:rPr>
-              <w:t>—</w:t>
-            </w:r>
           </w:p>
         </w:tc>
         <w:tc>
           <w:tcPr>
             <w:tcW w:w="4536" w:type="dxa"/>
+            <w:tcBorders>
+              <w:top w:val="single" w:sz="4" w:space="0" w:color="000000"/>
+              <w:left w:val="single" w:sz="4" w:space="0" w:color="000000"/>
+              <w:bottom w:val="single" w:sz="4" w:space="0" w:color="000000"/>
+              <w:right w:val="single" w:sz="4" w:space="0" w:color="000000"/>
+            </w:tcBorders>
+            <w:shd w:val="clear" w:color="auto" w:fill="FFFFFF"/>
             <w:vAlign w:val="center"/>
+            <w:hideMark/>
           </w:tcPr>
           <w:p>
             <w:pPr>
-              <w:spacing w:before="40" w:after="40"/>
+              <w:rPr>
+                <w:rFonts w:asciiTheme="majorHAnsi" w:eastAsiaTheme="majorEastAsia" w:hAnsiTheme="majorHAnsi" w:cstheme="majorBidi"/>
+                <w:b/>
+                <w:bCs/>
+                <w:sz w:val="26"/>
+                <w:szCs w:val="26"/>
+              </w:rPr>
             </w:pPr>
             <w:r>
               <w:rPr>
-                <w:sz w:val="18"/>
+                <w:rFonts w:asciiTheme="majorHAnsi" w:eastAsiaTheme="majorEastAsia" w:hAnsiTheme="majorHAnsi" w:cstheme="majorBidi"/>
+                <w:b/>
+                <w:bCs/>
+                <w:sz w:val="26"/>
+                <w:szCs w:val="26"/>
               </w:rPr>
               <w:t>Product Owner cập nhật Product Backlog dựa trên phản hồi tại Sprint Review là phù hợp, giúp backlog phản ánh nhu cầu và ưu tiên mới.</w:t>
             </w:r>
@@ -450,23 +731,36 @@
         </w:tc>
       </w:tr>
       <w:tr>
-        <w:trPr>
-          <w:jc w:val="center"/>
-        </w:trPr>
         <w:tc>
           <w:tcPr>
             <w:tcW w:w="792" w:type="dxa"/>
+            <w:tcBorders>
+              <w:top w:val="single" w:sz="4" w:space="0" w:color="000000"/>
+              <w:left w:val="single" w:sz="4" w:space="0" w:color="000000"/>
+              <w:bottom w:val="single" w:sz="4" w:space="0" w:color="000000"/>
+              <w:right w:val="single" w:sz="4" w:space="0" w:color="000000"/>
+            </w:tcBorders>
+            <w:shd w:val="clear" w:color="auto" w:fill="FFFFFF"/>
             <w:vAlign w:val="center"/>
+            <w:hideMark/>
           </w:tcPr>
           <w:p>
             <w:pPr>
-              <w:spacing w:before="40" w:after="40"/>
-              <w:jc w:val="center"/>
+              <w:rPr>
+                <w:rFonts w:asciiTheme="majorHAnsi" w:eastAsiaTheme="majorEastAsia" w:hAnsiTheme="majorHAnsi" w:cstheme="majorBidi"/>
+                <w:b/>
+                <w:bCs/>
+                <w:sz w:val="26"/>
+                <w:szCs w:val="26"/>
+              </w:rPr>
             </w:pPr>
             <w:r>
               <w:rPr>
+                <w:rFonts w:asciiTheme="majorHAnsi" w:eastAsiaTheme="majorEastAsia" w:hAnsiTheme="majorHAnsi" w:cstheme="majorBidi"/>
                 <w:b/>
-                <w:sz w:val="18"/>
+                <w:bCs/>
+                <w:sz w:val="26"/>
+                <w:szCs w:val="26"/>
               </w:rPr>
               <w:t>QT4</w:t>
             </w:r>
@@ -475,17 +769,33 @@
         <w:tc>
           <w:tcPr>
             <w:tcW w:w="936" w:type="dxa"/>
+            <w:tcBorders>
+              <w:top w:val="single" w:sz="4" w:space="0" w:color="000000"/>
+              <w:left w:val="single" w:sz="4" w:space="0" w:color="000000"/>
+              <w:bottom w:val="single" w:sz="4" w:space="0" w:color="000000"/>
+              <w:right w:val="single" w:sz="4" w:space="0" w:color="000000"/>
+            </w:tcBorders>
+            <w:shd w:val="clear" w:color="auto" w:fill="FFFFFF"/>
             <w:vAlign w:val="center"/>
+            <w:hideMark/>
           </w:tcPr>
           <w:p>
             <w:pPr>
-              <w:spacing w:before="40" w:after="40"/>
-              <w:jc w:val="center"/>
+              <w:rPr>
+                <w:rFonts w:asciiTheme="majorHAnsi" w:eastAsiaTheme="majorEastAsia" w:hAnsiTheme="majorHAnsi" w:cstheme="majorBidi"/>
+                <w:b/>
+                <w:bCs/>
+                <w:sz w:val="26"/>
+                <w:szCs w:val="26"/>
+              </w:rPr>
             </w:pPr>
             <w:r>
               <w:rPr>
+                <w:rFonts w:asciiTheme="majorHAnsi" w:eastAsiaTheme="majorEastAsia" w:hAnsiTheme="majorHAnsi" w:cstheme="majorBidi"/>
                 <w:b/>
-                <w:sz w:val="18"/>
+                <w:bCs/>
+                <w:sz w:val="26"/>
+                <w:szCs w:val="26"/>
               </w:rPr>
               <w:t>Sai</w:t>
             </w:r>
@@ -494,15 +804,33 @@
         <w:tc>
           <w:tcPr>
             <w:tcW w:w="2088" w:type="dxa"/>
+            <w:tcBorders>
+              <w:top w:val="single" w:sz="4" w:space="0" w:color="000000"/>
+              <w:left w:val="single" w:sz="4" w:space="0" w:color="000000"/>
+              <w:bottom w:val="single" w:sz="4" w:space="0" w:color="000000"/>
+              <w:right w:val="single" w:sz="4" w:space="0" w:color="000000"/>
+            </w:tcBorders>
+            <w:shd w:val="clear" w:color="auto" w:fill="FFFFFF"/>
             <w:vAlign w:val="center"/>
+            <w:hideMark/>
           </w:tcPr>
           <w:p>
             <w:pPr>
-              <w:spacing w:before="40" w:after="40"/>
+              <w:rPr>
+                <w:rFonts w:asciiTheme="majorHAnsi" w:eastAsiaTheme="majorEastAsia" w:hAnsiTheme="majorHAnsi" w:cstheme="majorBidi"/>
+                <w:b/>
+                <w:bCs/>
+                <w:sz w:val="26"/>
+                <w:szCs w:val="26"/>
+              </w:rPr>
             </w:pPr>
             <w:r>
               <w:rPr>
-                <w:sz w:val="18"/>
+                <w:rFonts w:asciiTheme="majorHAnsi" w:eastAsiaTheme="majorEastAsia" w:hAnsiTheme="majorHAnsi" w:cstheme="majorBidi"/>
+                <w:b/>
+                <w:bCs/>
+                <w:sz w:val="26"/>
+                <w:szCs w:val="26"/>
               </w:rPr>
               <w:t>Sprint Retrospective</w:t>
             </w:r>
@@ -511,15 +839,33 @@
         <w:tc>
           <w:tcPr>
             <w:tcW w:w="1656" w:type="dxa"/>
+            <w:tcBorders>
+              <w:top w:val="single" w:sz="4" w:space="0" w:color="000000"/>
+              <w:left w:val="single" w:sz="4" w:space="0" w:color="000000"/>
+              <w:bottom w:val="single" w:sz="4" w:space="0" w:color="000000"/>
+              <w:right w:val="single" w:sz="4" w:space="0" w:color="000000"/>
+            </w:tcBorders>
+            <w:shd w:val="clear" w:color="auto" w:fill="FFFFFF"/>
             <w:vAlign w:val="center"/>
+            <w:hideMark/>
           </w:tcPr>
           <w:p>
             <w:pPr>
-              <w:spacing w:before="40" w:after="40"/>
+              <w:rPr>
+                <w:rFonts w:asciiTheme="majorHAnsi" w:eastAsiaTheme="majorEastAsia" w:hAnsiTheme="majorHAnsi" w:cstheme="majorBidi"/>
+                <w:b/>
+                <w:bCs/>
+                <w:sz w:val="26"/>
+                <w:szCs w:val="26"/>
+              </w:rPr>
             </w:pPr>
             <w:r>
               <w:rPr>
-                <w:sz w:val="18"/>
+                <w:rFonts w:asciiTheme="majorHAnsi" w:eastAsiaTheme="majorEastAsia" w:hAnsiTheme="majorHAnsi" w:cstheme="majorBidi"/>
+                <w:b/>
+                <w:bCs/>
+                <w:sz w:val="26"/>
+                <w:szCs w:val="26"/>
               </w:rPr>
               <w:t>Thanh tra, Thích nghi</w:t>
             </w:r>
@@ -528,131 +874,132 @@
         <w:tc>
           <w:tcPr>
             <w:tcW w:w="4536" w:type="dxa"/>
+            <w:tcBorders>
+              <w:top w:val="single" w:sz="4" w:space="0" w:color="000000"/>
+              <w:left w:val="single" w:sz="4" w:space="0" w:color="000000"/>
+              <w:bottom w:val="single" w:sz="4" w:space="0" w:color="000000"/>
+              <w:right w:val="single" w:sz="4" w:space="0" w:color="000000"/>
+            </w:tcBorders>
+            <w:shd w:val="clear" w:color="auto" w:fill="FFFFFF"/>
             <w:vAlign w:val="center"/>
+            <w:hideMark/>
           </w:tcPr>
           <w:p>
             <w:pPr>
-              <w:spacing w:before="40" w:after="40"/>
+              <w:rPr>
+                <w:rFonts w:asciiTheme="majorHAnsi" w:eastAsiaTheme="majorEastAsia" w:hAnsiTheme="majorHAnsi" w:cstheme="majorBidi"/>
+                <w:b/>
+                <w:bCs/>
+                <w:sz w:val="26"/>
+                <w:szCs w:val="26"/>
+              </w:rPr>
             </w:pPr>
             <w:r>
               <w:rPr>
-                <w:sz w:val="18"/>
+                <w:rFonts w:asciiTheme="majorHAnsi" w:eastAsiaTheme="majorEastAsia" w:hAnsiTheme="majorHAnsi" w:cstheme="majorBidi"/>
+                <w:b/>
+                <w:bCs/>
+                <w:sz w:val="26"/>
+                <w:szCs w:val="26"/>
               </w:rPr>
-              <w:t>Bỏ Retrospective khiến đội mất cơ hội</w:t>
-            </w:r>
-            <w:r>
-              <w:rPr>
-                <w:sz w:val="18"/>
-              </w:rPr>
-              <w:t xml:space="preserve"> tìm nguyên nhân vấn đề và thống nhất cải tiến cho Sprint tiếp theo.</w:t>
+              <w:t>Bỏ Retrospective khiến đội mất cơ hội tìm nguyên nhân vấn đề và thống nhất cải tiến cho Sprint tiếp theo.</w:t>
             </w:r>
           </w:p>
         </w:tc>
       </w:tr>
     </w:tbl>
-    <w:p/>
     <w:p>
       <w:pPr>
-        <w:pStyle w:val="Heading1"/>
         <w:rPr>
-          <w:color w:val="auto"/>
+          <w:rFonts w:asciiTheme="majorHAnsi" w:eastAsiaTheme="majorEastAsia" w:hAnsiTheme="majorHAnsi" w:cstheme="majorBidi"/>
+          <w:b/>
+          <w:bCs/>
+          <w:sz w:val="26"/>
+          <w:szCs w:val="26"/>
         </w:rPr>
       </w:pPr>
       <w:r>
         <w:rPr>
-          <w:color w:val="auto"/>
+          <w:rFonts w:asciiTheme="majorHAnsi" w:eastAsiaTheme="majorEastAsia" w:hAnsiTheme="majorHAnsi" w:cstheme="majorBidi"/>
+          <w:b/>
+          <w:bCs/>
+          <w:sz w:val="26"/>
+          <w:szCs w:val="26"/>
         </w:rPr>
-        <w:t>PH</w:t>
-      </w:r>
-      <w:r>
-        <w:rPr>
-          <w:color w:val="auto"/>
-        </w:rPr>
-        <w:t>Ầ</w:t>
-      </w:r>
-      <w:r>
-        <w:rPr>
-          <w:color w:val="auto"/>
-        </w:rPr>
-        <w:t>N 2. S</w:t>
-      </w:r>
-      <w:r>
-        <w:rPr>
-          <w:color w:val="auto"/>
-        </w:rPr>
-        <w:t>Ử</w:t>
-      </w:r>
-      <w:r>
-        <w:rPr>
-          <w:color w:val="auto"/>
-        </w:rPr>
-        <w:t>A L</w:t>
-      </w:r>
-      <w:r>
-        <w:rPr>
-          <w:color w:val="auto"/>
-        </w:rPr>
-        <w:t>Ỗ</w:t>
-      </w:r>
-      <w:r>
-        <w:rPr>
-          <w:color w:val="auto"/>
-        </w:rPr>
-        <w:t>I CÁC QUY T</w:t>
-      </w:r>
-      <w:r>
-        <w:rPr>
-          <w:color w:val="auto"/>
-        </w:rPr>
-        <w:t>Ắ</w:t>
-      </w:r>
-      <w:r>
-        <w:rPr>
-          <w:color w:val="auto"/>
-        </w:rPr>
-        <w:t>C SAI</w:t>
+        <w:t>PHẦN 2. SỬA LỖI CÁC QUY TẮC SAI</w:t>
       </w:r>
     </w:p>
     <w:p>
+      <w:pPr>
+        <w:rPr>
+          <w:rFonts w:asciiTheme="majorHAnsi" w:eastAsiaTheme="majorEastAsia" w:hAnsiTheme="majorHAnsi" w:cstheme="majorBidi"/>
+          <w:b/>
+          <w:bCs/>
+          <w:sz w:val="26"/>
+          <w:szCs w:val="26"/>
+        </w:rPr>
+      </w:pPr>
       <w:r>
         <w:rPr>
+          <w:rFonts w:asciiTheme="majorHAnsi" w:eastAsiaTheme="majorEastAsia" w:hAnsiTheme="majorHAnsi" w:cstheme="majorBidi"/>
           <w:b/>
+          <w:bCs/>
+          <w:sz w:val="26"/>
+          <w:szCs w:val="26"/>
         </w:rPr>
-        <w:t xml:space="preserve">QT1 – Độ dài Sprint: </w:t>
-      </w:r>
-      <w:r>
-        <w:t xml:space="preserve">Đội RikkeiGo duy trì Sprint có độ dài cố định, không quá một tháng, để tạo nhịp làm việc ổn định và giúp người dùng dự đoán thời </w:t>
-      </w:r>
-      <w:r>
-        <w:t>điểm có Increment mới.</w:t>
+        <w:t>QT1 – Độ dài Sprint: Đội RikkeiGo duy trì Sprint có độ dài cố định, không quá một tháng, để tạo nhịp làm việc ổn định và giúp người dùng dự đoán thời điểm có Increment mới.</w:t>
       </w:r>
     </w:p>
     <w:p>
+      <w:pPr>
+        <w:rPr>
+          <w:rFonts w:asciiTheme="majorHAnsi" w:eastAsiaTheme="majorEastAsia" w:hAnsiTheme="majorHAnsi" w:cstheme="majorBidi"/>
+          <w:b/>
+          <w:bCs/>
+          <w:sz w:val="26"/>
+          <w:szCs w:val="26"/>
+        </w:rPr>
+      </w:pPr>
       <w:r>
         <w:rPr>
+          <w:rFonts w:asciiTheme="majorHAnsi" w:eastAsiaTheme="majorEastAsia" w:hAnsiTheme="majorHAnsi" w:cstheme="majorBidi"/>
           <w:b/>
+          <w:bCs/>
+          <w:sz w:val="26"/>
+          <w:szCs w:val="26"/>
         </w:rPr>
-        <w:t xml:space="preserve">QT2 – Trình diễn sản phẩm: </w:t>
-      </w:r>
-      <w:r>
-        <w:t>Cuối Sprint, đội chỉ xem xét và trình diễn Increment đáp ứng Definition of Done (Định nghĩa Hoàn thành), bao gồm các tiêu chí kiểm thử và chất lượng đã thống nhất.</w:t>
+        <w:t>QT2 – Trình diễn sản phẩm: Cuối Sprint, đội chỉ xem xét và trình diễn Increment đáp ứng Definition of Done (Định nghĩa Hoàn thành), bao gồm các tiêu chí kiểm thử và chất lượng đã thống nhất.</w:t>
       </w:r>
     </w:p>
     <w:p>
+      <w:pPr>
+        <w:rPr>
+          <w:rFonts w:asciiTheme="majorHAnsi" w:eastAsiaTheme="majorEastAsia" w:hAnsiTheme="majorHAnsi" w:cstheme="majorBidi"/>
+          <w:b/>
+          <w:bCs/>
+          <w:sz w:val="26"/>
+          <w:szCs w:val="26"/>
+        </w:rPr>
+      </w:pPr>
       <w:r>
         <w:rPr>
+          <w:rFonts w:asciiTheme="majorHAnsi" w:eastAsiaTheme="majorEastAsia" w:hAnsiTheme="majorHAnsi" w:cstheme="majorBidi"/>
           <w:b/>
+          <w:bCs/>
+          <w:sz w:val="26"/>
+          <w:szCs w:val="26"/>
         </w:rPr>
-        <w:t xml:space="preserve">QT4 – Sprint Retrospective: </w:t>
-      </w:r>
-      <w:r>
-        <w:t>Đội RikkeiGo t</w:t>
-      </w:r>
-      <w:r>
-        <w:t>ổ chức Sprint Retrospective vào cuối mỗi Sprint để kiểm tra cách làm việc, xác định vấn đề và thống nhất các cải tiến có thể áp dụng ở Sprint tiếp theo.</w:t>
+        <w:t>QT4 – Sprint Retrospective: Đội RikkeiGo tổ chức Sprint Retrospective vào cuối mỗi Sprint để kiểm tra cách làm việc, xác định vấn đề và thống nhất các cải tiến có thể áp dụng ở Sprint tiếp theo.</w:t>
       </w:r>
     </w:p>
-    <w:p/>
+    <w:p>
+      <w:pPr>
+        <w:rPr>
+          <w:sz w:val="26"/>
+          <w:szCs w:val="26"/>
+        </w:rPr>
+      </w:pPr>
+    </w:p>
     <w:sectPr>
       <w:pgSz w:w="12240" w:h="15840"/>
       <w:pgMar w:top="1008" w:right="936" w:bottom="1008" w:left="936" w:header="720" w:footer="720" w:gutter="0"/>
@@ -1477,7 +1824,6 @@
   <w:style w:type="character" w:default="1" w:styleId="DefaultParagraphFont">
     <w:name w:val="Default Paragraph Font"/>
     <w:uiPriority w:val="1"/>
-    <w:semiHidden/>
     <w:unhideWhenUsed/>
   </w:style>
   <w:style w:type="table" w:default="1" w:styleId="TableNormal">
